--- a/Supp D Chinook jps.docx
+++ b/Supp D Chinook jps.docx
@@ -586,7 +586,7 @@
         </w:rPr>
         <w:lastRenderedPageBreak/>
         <w:drawing>
-          <wp:inline distT="0" distB="0" distL="0" distR="0" wp14:anchorId="7EC52329" wp14:editId="6BE2C936">
+          <wp:inline distT="0" distB="0" distL="0" distR="0" wp14:anchorId="22B3F1F3" wp14:editId="6C55B22B">
             <wp:extent cx="5334000" cy="5000625"/>
             <wp:effectExtent l="0" t="0" r="0" b="0"/>
             <wp:docPr id="22" name="Picture" descr="Figure 1:  Comparison of annual performance in two objective functions (Hydrologic Benefit and ET, representing environmental and agricultural objectives, respectively) for brood years 1991-2025. The scenarios pictured are basecase (black circles) and a scenario from each of three categories: Enhanced Recharge, Crop Change, and Native Vegetation (Low ET). Dry-type water years (vertical bars) are 1991, ’92, ’94, 2001, ’09, ’13, ’14, ’18, and ’20-’22."/>
@@ -668,7 +668,7 @@
         </w:rPr>
         <w:lastRenderedPageBreak/>
         <w:drawing>
-          <wp:inline distT="0" distB="0" distL="0" distR="0" wp14:anchorId="764E1D6A" wp14:editId="2DCB7501">
+          <wp:inline distT="0" distB="0" distL="0" distR="0" wp14:anchorId="2EA112FC" wp14:editId="74620EA8">
             <wp:extent cx="5334000" cy="5334000"/>
             <wp:effectExtent l="0" t="0" r="0" b="0"/>
             <wp:docPr id="26" name="Picture" descr="Figure 2:  Environmental and agricultural objective function performance (in terms of Hydrologic Benefit, or HB, value; and crop ET volume) for basecase (black circle in upper left) and 25 management scenarios. Symbol x and y coordinates are the average of 35 annual HB and ET values for each scenario over the full model period (water years 1991-2025); for exampe time series of annual values, see previous figure."/>
@@ -8294,7 +8294,7 @@
           <w:noProof/>
         </w:rPr>
         <w:drawing>
-          <wp:inline distT="0" distB="0" distL="0" distR="0" wp14:anchorId="715466D3" wp14:editId="4DF9A716">
+          <wp:inline distT="0" distB="0" distL="0" distR="0" wp14:anchorId="70D93D50" wp14:editId="591210AF">
             <wp:extent cx="5334000" cy="4000499"/>
             <wp:effectExtent l="0" t="0" r="0" b="0"/>
             <wp:docPr id="31" name="Picture" descr="Figure 3:  Scenario trade-off efficiencies, or average Hydrologic Benefit value (a proxy for environmental benefit) gained per crop ET value lost (a proxy for farmer cost) (normalized to average basecase HB and ET values, respectively), in all 35 years. Some scenarios are excluded if they have no or negative ET loss, producing infinite or negative efficiency values."/>
@@ -8346,6 +8346,68 @@
         <w:t>Figure 3:  Scenario trade-off efficiencies, or average Hydrologic Benefit value (a proxy for environmental benefit) gained per crop ET value lost (a proxy for farmer cost) (normalized to average basecase HB and ET values, respectively), in all 35 years. Some scenarios are excluded if they have no or negative ET loss, producing infinite or negative efficiency values.</w:t>
       </w:r>
     </w:p>
+    <w:p>
+      <w:pPr>
+        <w:pStyle w:val="CaptionedFigure"/>
+      </w:pPr>
+      <w:r>
+        <w:rPr>
+          <w:noProof/>
+        </w:rPr>
+        <w:lastRenderedPageBreak/>
+        <w:drawing>
+          <wp:inline distT="0" distB="0" distL="0" distR="0" wp14:anchorId="2516F5B3" wp14:editId="7CDC8B9F">
+            <wp:extent cx="5334000" cy="4000499"/>
+            <wp:effectExtent l="0" t="0" r="0" b="0"/>
+            <wp:docPr id="35" name="Picture" descr="Figure 4:  Contributions to annual Hydrologic Benefit function values, in units of log10(salmon observations), ."/>
+            <wp:cNvGraphicFramePr/>
+            <a:graphic xmlns:a="http://schemas.openxmlformats.org/drawingml/2006/main">
+              <a:graphicData uri="http://schemas.openxmlformats.org/drawingml/2006/picture">
+                <pic:pic xmlns:pic="http://schemas.openxmlformats.org/drawingml/2006/picture">
+                  <pic:nvPicPr>
+                    <pic:cNvPr id="36" name="Picture" descr="Graphics%20and%20Supplements/Figure%205.png"/>
+                    <pic:cNvPicPr>
+                      <a:picLocks noChangeAspect="1" noChangeArrowheads="1"/>
+                    </pic:cNvPicPr>
+                  </pic:nvPicPr>
+                  <pic:blipFill>
+                    <a:blip r:embed="rId8"/>
+                    <a:stretch>
+                      <a:fillRect/>
+                    </a:stretch>
+                  </pic:blipFill>
+                  <pic:spPr bwMode="auto">
+                    <a:xfrm>
+                      <a:off x="0" y="0"/>
+                      <a:ext cx="5334000" cy="4000499"/>
+                    </a:xfrm>
+                    <a:prstGeom prst="rect">
+                      <a:avLst/>
+                    </a:prstGeom>
+                    <a:noFill/>
+                    <a:ln w="9525">
+                      <a:noFill/>
+                      <a:headEnd/>
+                      <a:tailEnd/>
+                    </a:ln>
+                  </pic:spPr>
+                </pic:pic>
+              </a:graphicData>
+            </a:graphic>
+          </wp:inline>
+        </w:drawing>
+      </w:r>
+    </w:p>
+    <w:p>
+      <w:pPr>
+        <w:pStyle w:val="ImageCaption"/>
+      </w:pPr>
+      <w:bookmarkStart w:id="5" w:name="fig:HBComponents"/>
+      <w:bookmarkEnd w:id="5"/>
+      <w:r>
+        <w:t>Figure 4:  Contributions to annual Hydrologic Benefit function values, in units of log10(salmon observations), .</w:t>
+      </w:r>
+    </w:p>
     <w:sectPr>
       <w:footnotePr>
         <w:numRestart w:val="eachSect"/>
@@ -8363,7 +8425,7 @@
   <w:abstractNum w:abstractNumId="0" w15:restartNumberingAfterBreak="0">
     <w:nsid w:val="0000A990"/>
     <w:multiLevelType w:val="multilevel"/>
-    <w:tmpl w:val="C0F61A66"/>
+    <w:tmpl w:val="CA34E198"/>
     <w:lvl w:ilvl="0">
       <w:numFmt w:val="bullet"/>
       <w:lvlText w:val=" "/>
@@ -8437,7 +8499,7 @@
       </w:pPr>
     </w:lvl>
   </w:abstractNum>
-  <w:num w:numId="1" w16cid:durableId="115830010">
+  <w:num w:numId="1" w16cid:durableId="1052315031">
     <w:abstractNumId w:val="0"/>
   </w:num>
 </w:numbering>

--- a/Supp D Chinook jps.docx
+++ b/Supp D Chinook jps.docx
@@ -586,7 +586,7 @@
         </w:rPr>
         <w:lastRenderedPageBreak/>
         <w:drawing>
-          <wp:inline distT="0" distB="0" distL="0" distR="0" wp14:anchorId="22B3F1F3" wp14:editId="6C55B22B">
+          <wp:inline distT="0" distB="0" distL="0" distR="0" wp14:anchorId="31BFF562" wp14:editId="2C357011">
             <wp:extent cx="5334000" cy="5000625"/>
             <wp:effectExtent l="0" t="0" r="0" b="0"/>
             <wp:docPr id="22" name="Picture" descr="Figure 1:  Comparison of annual performance in two objective functions (Hydrologic Benefit and ET, representing environmental and agricultural objectives, respectively) for brood years 1991-2025. The scenarios pictured are basecase (black circles) and a scenario from each of three categories: Enhanced Recharge, Crop Change, and Native Vegetation (Low ET). Dry-type water years (vertical bars) are 1991, ’92, ’94, 2001, ’09, ’13, ’14, ’18, and ’20-’22."/>
@@ -668,7 +668,7 @@
         </w:rPr>
         <w:lastRenderedPageBreak/>
         <w:drawing>
-          <wp:inline distT="0" distB="0" distL="0" distR="0" wp14:anchorId="2EA112FC" wp14:editId="74620EA8">
+          <wp:inline distT="0" distB="0" distL="0" distR="0" wp14:anchorId="1919103F" wp14:editId="71911315">
             <wp:extent cx="5334000" cy="5334000"/>
             <wp:effectExtent l="0" t="0" r="0" b="0"/>
             <wp:docPr id="26" name="Picture" descr="Figure 2:  Environmental and agricultural objective function performance (in terms of Hydrologic Benefit, or HB, value; and crop ET volume) for basecase (black circle in upper left) and 25 management scenarios. Symbol x and y coordinates are the average of 35 annual HB and ET values for each scenario over the full model period (water years 1991-2025); for exampe time series of annual values, see previous figure."/>
@@ -8294,7 +8294,7 @@
           <w:noProof/>
         </w:rPr>
         <w:drawing>
-          <wp:inline distT="0" distB="0" distL="0" distR="0" wp14:anchorId="70D93D50" wp14:editId="591210AF">
+          <wp:inline distT="0" distB="0" distL="0" distR="0" wp14:anchorId="6595F06E" wp14:editId="4435AA11">
             <wp:extent cx="5334000" cy="4000499"/>
             <wp:effectExtent l="0" t="0" r="0" b="0"/>
             <wp:docPr id="31" name="Picture" descr="Figure 3:  Scenario trade-off efficiencies, or average Hydrologic Benefit value (a proxy for environmental benefit) gained per crop ET value lost (a proxy for farmer cost) (normalized to average basecase HB and ET values, respectively), in all 35 years. Some scenarios are excluded if they have no or negative ET loss, producing infinite or negative efficiency values."/>
@@ -8356,10 +8356,10 @@
         </w:rPr>
         <w:lastRenderedPageBreak/>
         <w:drawing>
-          <wp:inline distT="0" distB="0" distL="0" distR="0" wp14:anchorId="2516F5B3" wp14:editId="7CDC8B9F">
+          <wp:inline distT="0" distB="0" distL="0" distR="0" wp14:anchorId="59CA1C8D" wp14:editId="39B626EA">
             <wp:extent cx="5334000" cy="4000499"/>
             <wp:effectExtent l="0" t="0" r="0" b="0"/>
-            <wp:docPr id="35" name="Picture" descr="Figure 4:  Contributions to annual Hydrologic Benefit function values, in units of log10(salmon observations), ."/>
+            <wp:docPr id="35" name="Picture" descr="Figure 4:  Contributions to annual Hydrologic Benefit function values, by functional flow metric (intercept values not shown)."/>
             <wp:cNvGraphicFramePr/>
             <a:graphic xmlns:a="http://schemas.openxmlformats.org/drawingml/2006/main">
               <a:graphicData uri="http://schemas.openxmlformats.org/drawingml/2006/picture">
@@ -8405,7 +8405,7 @@
       <w:bookmarkStart w:id="5" w:name="fig:HBComponents"/>
       <w:bookmarkEnd w:id="5"/>
       <w:r>
-        <w:t>Figure 4:  Contributions to annual Hydrologic Benefit function values, in units of log10(salmon observations), .</w:t>
+        <w:t>Figure 4:  Contributions to annual Hydrologic Benefit function values, by functional flow metric (intercept values not shown).</w:t>
       </w:r>
     </w:p>
     <w:sectPr>
@@ -8425,7 +8425,7 @@
   <w:abstractNum w:abstractNumId="0" w15:restartNumberingAfterBreak="0">
     <w:nsid w:val="0000A990"/>
     <w:multiLevelType w:val="multilevel"/>
-    <w:tmpl w:val="CA34E198"/>
+    <w:tmpl w:val="E040A562"/>
     <w:lvl w:ilvl="0">
       <w:numFmt w:val="bullet"/>
       <w:lvlText w:val=" "/>
@@ -8499,7 +8499,7 @@
       </w:pPr>
     </w:lvl>
   </w:abstractNum>
-  <w:num w:numId="1" w16cid:durableId="1052315031">
+  <w:num w:numId="1" w16cid:durableId="550193965">
     <w:abstractNumId w:val="0"/>
   </w:num>
 </w:numbering>
